--- a/docs/Adaptive AI MVP and Roadmap.docx
+++ b/docs/Adaptive AI MVP and Roadmap.docx
@@ -145,7 +145,7 @@
                 <w:color w:val="111111"/>
                 <w:sz w:val="20"/>
               </w:rPr>
-              <w:t>1.1</w:t>
+              <w:t>1.2</w:t>
             </w:r>
           </w:p>
         </w:tc>
@@ -181,7 +181,7 @@
                 <w:color w:val="111111"/>
                 <w:sz w:val="20"/>
               </w:rPr>
-              <w:t>2026-08-31</w:t>
+              <w:t>2026-10-02</w:t>
             </w:r>
           </w:p>
         </w:tc>
@@ -831,7 +831,7 @@
                 <w:color w:val="111111"/>
                 <w:sz w:val="20"/>
               </w:rPr>
-              <w:t>Career Autopilot™: JD → gap analysis + 90-day plan</w:t>
+              <w:t>Career Autopilot™: JD → fit %, tiered gap analysis, Recruiter Lens, 90-day plan</w:t>
             </w:r>
           </w:p>
         </w:tc>
@@ -849,6 +849,150 @@
                 <w:sz w:val="20"/>
               </w:rPr>
               <w:t>Shipped (premium)</w:t>
+            </w:r>
+          </w:p>
+        </w:tc>
+      </w:tr>
+      <w:tr>
+        <w:tc>
+          <w:tcPr>
+            <w:tcW w:type="dxa" w:w="4320"/>
+          </w:tcPr>
+          <w:p>
+            <w:r/>
+            <w:r>
+              <w:rPr>
+                <w:rFonts w:ascii="Calibri" w:hAnsi="Calibri"/>
+                <w:b w:val="0"/>
+                <w:color w:val="111111"/>
+                <w:sz w:val="20"/>
+              </w:rPr>
+              <w:t>Automated Assessment Generator™: gap-targeted quiz/coding/interview probes</w:t>
+            </w:r>
+          </w:p>
+        </w:tc>
+        <w:tc>
+          <w:tcPr>
+            <w:tcW w:type="dxa" w:w="4320"/>
+          </w:tcPr>
+          <w:p>
+            <w:r/>
+            <w:r>
+              <w:rPr>
+                <w:rFonts w:ascii="Calibri" w:hAnsi="Calibri"/>
+                <w:b w:val="0"/>
+                <w:color w:val="111111"/>
+                <w:sz w:val="20"/>
+              </w:rPr>
+              <w:t>Shipped (premium)</w:t>
+            </w:r>
+          </w:p>
+        </w:tc>
+      </w:tr>
+      <w:tr>
+        <w:tc>
+          <w:tcPr>
+            <w:tcW w:type="dxa" w:w="4320"/>
+          </w:tcPr>
+          <w:p>
+            <w:r/>
+            <w:r>
+              <w:rPr>
+                <w:rFonts w:ascii="Calibri" w:hAnsi="Calibri"/>
+                <w:b w:val="0"/>
+                <w:color w:val="111111"/>
+                <w:sz w:val="20"/>
+              </w:rPr>
+              <w:t>Customized Learning Path™ + Time-to-Ready ETA™</w:t>
+            </w:r>
+          </w:p>
+        </w:tc>
+        <w:tc>
+          <w:tcPr>
+            <w:tcW w:type="dxa" w:w="4320"/>
+          </w:tcPr>
+          <w:p>
+            <w:r/>
+            <w:r>
+              <w:rPr>
+                <w:rFonts w:ascii="Calibri" w:hAnsi="Calibri"/>
+                <w:b w:val="0"/>
+                <w:color w:val="111111"/>
+                <w:sz w:val="20"/>
+              </w:rPr>
+              <w:t>Shipped (premium)</w:t>
+            </w:r>
+          </w:p>
+        </w:tc>
+      </w:tr>
+      <w:tr>
+        <w:tc>
+          <w:tcPr>
+            <w:tcW w:type="dxa" w:w="4320"/>
+          </w:tcPr>
+          <w:p>
+            <w:r/>
+            <w:r>
+              <w:rPr>
+                <w:rFonts w:ascii="Calibri" w:hAnsi="Calibri"/>
+                <w:b w:val="0"/>
+                <w:color w:val="111111"/>
+                <w:sz w:val="20"/>
+              </w:rPr>
+              <w:t>Interview Rehearsal Studio™: role-specific mock loop, self-scorecard, trend</w:t>
+            </w:r>
+          </w:p>
+        </w:tc>
+        <w:tc>
+          <w:tcPr>
+            <w:tcW w:type="dxa" w:w="4320"/>
+          </w:tcPr>
+          <w:p>
+            <w:r/>
+            <w:r>
+              <w:rPr>
+                <w:rFonts w:ascii="Calibri" w:hAnsi="Calibri"/>
+                <w:b w:val="0"/>
+                <w:color w:val="111111"/>
+                <w:sz w:val="20"/>
+              </w:rPr>
+              <w:t>Shipped (free)</w:t>
+            </w:r>
+          </w:p>
+        </w:tc>
+      </w:tr>
+      <w:tr>
+        <w:tc>
+          <w:tcPr>
+            <w:tcW w:type="dxa" w:w="4320"/>
+          </w:tcPr>
+          <w:p>
+            <w:r/>
+            <w:r>
+              <w:rPr>
+                <w:rFonts w:ascii="Calibri" w:hAnsi="Calibri"/>
+                <w:b w:val="0"/>
+                <w:color w:val="111111"/>
+                <w:sz w:val="20"/>
+              </w:rPr>
+              <w:t>Application Pipeline™: 6-stage tracker, server-computed response rate</w:t>
+            </w:r>
+          </w:p>
+        </w:tc>
+        <w:tc>
+          <w:tcPr>
+            <w:tcW w:type="dxa" w:w="4320"/>
+          </w:tcPr>
+          <w:p>
+            <w:r/>
+            <w:r>
+              <w:rPr>
+                <w:rFonts w:ascii="Calibri" w:hAnsi="Calibri"/>
+                <w:b w:val="0"/>
+                <w:color w:val="111111"/>
+                <w:sz w:val="20"/>
+              </w:rPr>
+              <w:t>Shipped (free)</w:t>
             </w:r>
           </w:p>
         </w:tc>
@@ -1119,7 +1263,7 @@
                 <w:color w:val="111111"/>
                 <w:sz w:val="20"/>
               </w:rPr>
-              <w:t>Monochrome black &amp; white design system, dark + light, WCAG-audited</w:t>
+              <w:t>Monochrome + restrained accent design system, dark + light, WCAG-audited</w:t>
             </w:r>
           </w:p>
         </w:tc>
@@ -1191,7 +1335,7 @@
                 <w:color w:val="111111"/>
                 <w:sz w:val="20"/>
               </w:rPr>
-              <w:t>Animations: GSAP + Three.js hero + Motion micro-interactions</w:t>
+              <w:t>Animations: Three.js hero + Motion micro-interactions (single animation engine)</w:t>
             </w:r>
           </w:p>
         </w:tc>
@@ -1227,7 +1371,7 @@
                 <w:color w:val="111111"/>
                 <w:sz w:val="20"/>
               </w:rPr>
-              <w:t>Test suite: 40/40 server tests + 52-check live QA script</w:t>
+              <w:t>Test suite: 113/113 server tests + 53-check live QA script</w:t>
             </w:r>
           </w:p>
         </w:tc>
